--- a/Templates/ЮЛ взыскание залог/Принятие иска о взыскании с ЮЛ Залог.docx
+++ b/Templates/ЮЛ взыскание залог/Принятие иска о взыскании с ЮЛ Залог.docx
@@ -451,9 +451,14 @@
           <w:rFonts w:ascii="Times New Roman" w:hAnsi="Times New Roman" w:cs="Times New Roman"/>
         </w:rPr>
       </w:pPr>
+      <w:proofErr w:type="gramStart"/>
       <w:r>
+        <w:rPr>
+          <w:rFonts w:ascii="Times New Roman" w:hAnsi="Times New Roman" w:cs="Times New Roman"/>
+        </w:rPr>
         <w:t>«[989]» (ОГРН [990],</w:t>
       </w:r>
+      <w:proofErr w:type="gramEnd"/>
     </w:p>
     <w:p>
       <w:pPr>
@@ -565,6 +570,8 @@
           <w:rFonts w:ascii="Times New Roman" w:hAnsi="Times New Roman" w:cs="Times New Roman"/>
         </w:rPr>
       </w:pPr>
+      <w:bookmarkStart w:id="0" w:name="_GoBack"/>
+      <w:bookmarkEnd w:id="0"/>
     </w:p>
     <w:p>
       <w:pPr>
@@ -575,8 +582,33 @@
           <w:rFonts w:ascii="Times New Roman" w:hAnsi="Times New Roman" w:cs="Times New Roman"/>
         </w:rPr>
       </w:pPr>
+      <w:proofErr w:type="gramStart"/>
       <w:r>
-        <w:t>установил: «[989]» обратилось в суд с иском к обществу с ограниченной ответственностью «[2]»  взыскании задолженности по кредитному договору от [100] № [110] кредитный договор от [101] № [111], кредитный договор от [102] № [112], кредитный договор от [103] № [113], кредитный договор от [104] № [114], договор поручительства от [105] № [115] основного долга в размере [13] руб., просроченных процентов в размере [14] руб., неустойки в размере [15] руб.,  комиссия Банка –  [122] руб. и об обращении взыскания на заложенное имущество по договору залога №[0005] от [0006] принадлежащее [2.2]: [1221]</w:t>
+        <w:rPr>
+          <w:rFonts w:ascii="Times New Roman" w:hAnsi="Times New Roman" w:cs="Times New Roman"/>
+        </w:rPr>
+        <w:t>установил: «[989]» обратилось в суд с иском к обществу с ограниченной ответственностью «[2]»  взыскании задолженности по кредитному договору от [100] № [110] кредитный договор от [101] № [111], кредитный договор от [102] № [112], кредитный договор от [103] № [113], кредитный договор от [104] № [114], договор поручительства от [105] № [115] основного долга в размере [13] руб., просроченных процентов в размере [14] руб., неустойки в</w:t>
+      </w:r>
+      <w:proofErr w:type="gramEnd"/>
+      <w:r>
+        <w:rPr>
+          <w:rFonts w:ascii="Times New Roman" w:hAnsi="Times New Roman" w:cs="Times New Roman"/>
+        </w:rPr>
+        <w:t xml:space="preserve"> </w:t>
+      </w:r>
+      <w:proofErr w:type="gramStart"/>
+      <w:r>
+        <w:rPr>
+          <w:rFonts w:ascii="Times New Roman" w:hAnsi="Times New Roman" w:cs="Times New Roman"/>
+        </w:rPr>
+        <w:t>размере</w:t>
+      </w:r>
+      <w:proofErr w:type="gramEnd"/>
+      <w:r>
+        <w:rPr>
+          <w:rFonts w:ascii="Times New Roman" w:hAnsi="Times New Roman" w:cs="Times New Roman"/>
+        </w:rPr>
+        <w:t xml:space="preserve"> [15] руб.,  комиссия Банка –  [122] руб. и об обращении взыскания на заложенное имущество по договору залога №[0005] от [0006] принадлежащее [2.2]: [1221]</w:t>
       </w:r>
     </w:p>
     <w:p>
@@ -685,15 +717,7 @@
         <w:rPr>
           <w:rFonts w:ascii="Times New Roman" w:eastAsia="Times New Roman" w:hAnsi="Times New Roman" w:cs="Times New Roman"/>
         </w:rPr>
-        <w:t>[99</w:t>
-      </w:r>
-      <w:bookmarkStart w:id="0" w:name="_GoBack"/>
-      <w:bookmarkEnd w:id="0"/>
-      <w:r>
-        <w:rPr>
-          <w:rFonts w:ascii="Times New Roman" w:eastAsia="Times New Roman" w:hAnsi="Times New Roman" w:cs="Times New Roman"/>
-        </w:rPr>
-        <w:t>]</w:t>
+        <w:t>[99]</w:t>
       </w:r>
       <w:proofErr w:type="gramStart"/>
       <w:r>
@@ -1145,6 +1169,9 @@
     <w:p>
       <w:pPr>
         <w:contextualSpacing/>
+        <w:rPr>
+          <w:rFonts w:ascii="Times New Roman" w:hAnsi="Times New Roman" w:cs="Times New Roman"/>
+        </w:rPr>
       </w:pPr>
     </w:p>
     <w:sectPr>
